--- a/nodejs/interview Questions/Advance Node.docx
+++ b/nodejs/interview Questions/Advance Node.docx
@@ -584,7 +584,21 @@
           <w:b/>
           <w:bCs/>
         </w:rPr>
-        <w:t xml:space="preserve"> and why use it?</w:t>
+        <w:t xml:space="preserve"> </w:t>
+      </w:r>
+      <w:r>
+        <w:rPr>
+          <w:b/>
+          <w:bCs/>
+        </w:rPr>
+        <w:t xml:space="preserve">indexing </w:t>
+      </w:r>
+      <w:r>
+        <w:rPr>
+          <w:b/>
+          <w:bCs/>
+        </w:rPr>
+        <w:t>and why use it?</w:t>
       </w:r>
     </w:p>
     <w:p>
@@ -1902,7 +1916,7 @@
           <w:lang w:eastAsia="en-IN"/>
           <w14:ligatures w14:val="none"/>
         </w:rPr>
-        <w:t>tumhare</w:t>
+        <w:t>humare</w:t>
       </w:r>
       <w:proofErr w:type="spellEnd"/>
       <w:r>
@@ -2238,7 +2252,29 @@
           <w14:ligatures w14:val="none"/>
         </w:rPr>
         <w:br/>
-        <w:t xml:space="preserve">Winston se tum </w:t>
+        <w:t xml:space="preserve">Winston se </w:t>
+      </w:r>
+      <w:r>
+        <w:rPr>
+          <w:rFonts w:ascii="Times New Roman" w:eastAsia="Times New Roman" w:hAnsi="Times New Roman" w:cs="Times New Roman"/>
+          <w:kern w:val="0"/>
+          <w:sz w:val="24"/>
+          <w:szCs w:val="24"/>
+          <w:lang w:eastAsia="en-IN"/>
+          <w14:ligatures w14:val="none"/>
+        </w:rPr>
+        <w:t>h</w:t>
+      </w:r>
+      <w:r>
+        <w:rPr>
+          <w:rFonts w:ascii="Times New Roman" w:eastAsia="Times New Roman" w:hAnsi="Times New Roman" w:cs="Times New Roman"/>
+          <w:kern w:val="0"/>
+          <w:sz w:val="24"/>
+          <w:szCs w:val="24"/>
+          <w:lang w:eastAsia="en-IN"/>
+          <w14:ligatures w14:val="none"/>
+        </w:rPr>
+        <w:t xml:space="preserve">um </w:t>
       </w:r>
       <w:r>
         <w:rPr>
@@ -2336,18 +2372,7 @@
           <w:lang w:eastAsia="en-IN"/>
           <w14:ligatures w14:val="none"/>
         </w:rPr>
-        <w:t>E</w:t>
-      </w:r>
-      <w:r>
-        <w:rPr>
-          <w:rFonts w:ascii="Times New Roman" w:eastAsia="Times New Roman" w:hAnsi="Times New Roman" w:cs="Times New Roman"/>
-          <w:kern w:val="0"/>
-          <w:sz w:val="24"/>
-          <w:szCs w:val="24"/>
-          <w:lang w:eastAsia="en-IN"/>
-          <w14:ligatures w14:val="none"/>
-        </w:rPr>
-        <w:t>rror</w:t>
+        <w:t>Error</w:t>
       </w:r>
       <w:r>
         <w:rPr>
@@ -2746,43 +2771,76 @@
           <w:lang w:eastAsia="en-IN"/>
           <w14:ligatures w14:val="none"/>
         </w:rPr>
-        <w:t>bhejkar</w:t>
-      </w:r>
-      <w:proofErr w:type="spellEnd"/>
-      <w:r>
-        <w:rPr>
-          <w:rFonts w:ascii="Times New Roman" w:eastAsia="Times New Roman" w:hAnsi="Times New Roman" w:cs="Times New Roman"/>
-          <w:kern w:val="0"/>
-          <w:sz w:val="24"/>
-          <w:szCs w:val="24"/>
-          <w:lang w:eastAsia="en-IN"/>
-          <w14:ligatures w14:val="none"/>
-        </w:rPr>
-        <w:t xml:space="preserve"> </w:t>
-      </w:r>
-      <w:proofErr w:type="spellStart"/>
-      <w:r>
-        <w:rPr>
-          <w:rFonts w:ascii="Times New Roman" w:eastAsia="Times New Roman" w:hAnsi="Times New Roman" w:cs="Times New Roman"/>
-          <w:kern w:val="0"/>
-          <w:sz w:val="24"/>
-          <w:szCs w:val="24"/>
-          <w:lang w:eastAsia="en-IN"/>
-          <w14:ligatures w14:val="none"/>
-        </w:rPr>
-        <w:t>tumhari</w:t>
-      </w:r>
-      <w:proofErr w:type="spellEnd"/>
-      <w:r>
-        <w:rPr>
-          <w:rFonts w:ascii="Times New Roman" w:eastAsia="Times New Roman" w:hAnsi="Times New Roman" w:cs="Times New Roman"/>
-          <w:kern w:val="0"/>
-          <w:sz w:val="24"/>
-          <w:szCs w:val="24"/>
-          <w:lang w:eastAsia="en-IN"/>
-          <w14:ligatures w14:val="none"/>
-        </w:rPr>
-        <w:t xml:space="preserve"> app ko attacks se bachata </w:t>
+        <w:t>bhej</w:t>
+      </w:r>
+      <w:r>
+        <w:rPr>
+          <w:rFonts w:ascii="Times New Roman" w:eastAsia="Times New Roman" w:hAnsi="Times New Roman" w:cs="Times New Roman"/>
+          <w:kern w:val="0"/>
+          <w:sz w:val="24"/>
+          <w:szCs w:val="24"/>
+          <w:lang w:eastAsia="en-IN"/>
+          <w14:ligatures w14:val="none"/>
+        </w:rPr>
+        <w:t>h</w:t>
+      </w:r>
+      <w:r>
+        <w:rPr>
+          <w:rFonts w:ascii="Times New Roman" w:eastAsia="Times New Roman" w:hAnsi="Times New Roman" w:cs="Times New Roman"/>
+          <w:kern w:val="0"/>
+          <w:sz w:val="24"/>
+          <w:szCs w:val="24"/>
+          <w:lang w:eastAsia="en-IN"/>
+          <w14:ligatures w14:val="none"/>
+        </w:rPr>
+        <w:t>kar</w:t>
+      </w:r>
+      <w:proofErr w:type="spellEnd"/>
+      <w:r>
+        <w:rPr>
+          <w:rFonts w:ascii="Times New Roman" w:eastAsia="Times New Roman" w:hAnsi="Times New Roman" w:cs="Times New Roman"/>
+          <w:kern w:val="0"/>
+          <w:sz w:val="24"/>
+          <w:szCs w:val="24"/>
+          <w:lang w:eastAsia="en-IN"/>
+          <w14:ligatures w14:val="none"/>
+        </w:rPr>
+        <w:t xml:space="preserve"> </w:t>
+      </w:r>
+      <w:proofErr w:type="spellStart"/>
+      <w:r>
+        <w:rPr>
+          <w:rFonts w:ascii="Times New Roman" w:eastAsia="Times New Roman" w:hAnsi="Times New Roman" w:cs="Times New Roman"/>
+          <w:kern w:val="0"/>
+          <w:sz w:val="24"/>
+          <w:szCs w:val="24"/>
+          <w:lang w:eastAsia="en-IN"/>
+          <w14:ligatures w14:val="none"/>
+        </w:rPr>
+        <w:t>humari</w:t>
+      </w:r>
+      <w:proofErr w:type="spellEnd"/>
+      <w:r>
+        <w:rPr>
+          <w:rFonts w:ascii="Times New Roman" w:eastAsia="Times New Roman" w:hAnsi="Times New Roman" w:cs="Times New Roman"/>
+          <w:kern w:val="0"/>
+          <w:sz w:val="24"/>
+          <w:szCs w:val="24"/>
+          <w:lang w:eastAsia="en-IN"/>
+          <w14:ligatures w14:val="none"/>
+        </w:rPr>
+        <w:t xml:space="preserve"> </w:t>
+      </w:r>
+      <w:r>
+        <w:rPr>
+          <w:rFonts w:ascii="Times New Roman" w:eastAsia="Times New Roman" w:hAnsi="Times New Roman" w:cs="Times New Roman"/>
+          <w:kern w:val="0"/>
+          <w:sz w:val="24"/>
+          <w:szCs w:val="24"/>
+          <w:lang w:eastAsia="en-IN"/>
+          <w14:ligatures w14:val="none"/>
+        </w:rPr>
+        <w:t xml:space="preserve">app ko attacks se bachata </w:t>
       </w:r>
       <w:proofErr w:type="spellStart"/>
       <w:r>
@@ -2868,7 +2926,7 @@
           <w:lang w:eastAsia="en-IN"/>
           <w14:ligatures w14:val="none"/>
         </w:rPr>
-        <w:t>tumhari</w:t>
+        <w:t>humari</w:t>
       </w:r>
       <w:proofErr w:type="spellEnd"/>
       <w:r>
@@ -3508,7 +3566,51 @@
           <w:lang w:eastAsia="en-IN"/>
           <w14:ligatures w14:val="none"/>
         </w:rPr>
-        <w:t xml:space="preserve"> request ka detail log </w:t>
+        <w:t xml:space="preserve"> request k</w:t>
+      </w:r>
+      <w:r>
+        <w:rPr>
+          <w:rFonts w:ascii="Times New Roman" w:eastAsia="Times New Roman" w:hAnsi="Times New Roman" w:cs="Times New Roman"/>
+          <w:kern w:val="0"/>
+          <w:sz w:val="24"/>
+          <w:szCs w:val="24"/>
+          <w:lang w:eastAsia="en-IN"/>
+          <w14:ligatures w14:val="none"/>
+        </w:rPr>
+        <w:t>i</w:t>
+      </w:r>
+      <w:r>
+        <w:rPr>
+          <w:rFonts w:ascii="Times New Roman" w:eastAsia="Times New Roman" w:hAnsi="Times New Roman" w:cs="Times New Roman"/>
+          <w:kern w:val="0"/>
+          <w:sz w:val="24"/>
+          <w:szCs w:val="24"/>
+          <w:lang w:eastAsia="en-IN"/>
+          <w14:ligatures w14:val="none"/>
+        </w:rPr>
+        <w:t xml:space="preserve"> detail</w:t>
+      </w:r>
+      <w:r>
+        <w:rPr>
+          <w:rFonts w:ascii="Times New Roman" w:eastAsia="Times New Roman" w:hAnsi="Times New Roman" w:cs="Times New Roman"/>
+          <w:kern w:val="0"/>
+          <w:sz w:val="24"/>
+          <w:szCs w:val="24"/>
+          <w:lang w:eastAsia="en-IN"/>
+          <w14:ligatures w14:val="none"/>
+        </w:rPr>
+        <w:t>s</w:t>
+      </w:r>
+      <w:r>
+        <w:rPr>
+          <w:rFonts w:ascii="Times New Roman" w:eastAsia="Times New Roman" w:hAnsi="Times New Roman" w:cs="Times New Roman"/>
+          <w:kern w:val="0"/>
+          <w:sz w:val="24"/>
+          <w:szCs w:val="24"/>
+          <w:lang w:eastAsia="en-IN"/>
+          <w14:ligatures w14:val="none"/>
+        </w:rPr>
+        <w:t xml:space="preserve"> log </w:t>
       </w:r>
       <w:proofErr w:type="spellStart"/>
       <w:r>
@@ -3769,7 +3871,7 @@
           <w:lang w:eastAsia="en-IN"/>
           <w14:ligatures w14:val="none"/>
         </w:rPr>
-        <w:t>tumhari</w:t>
+        <w:t>humari</w:t>
       </w:r>
       <w:proofErr w:type="spellEnd"/>
       <w:r>
@@ -4284,20 +4386,7 @@
           <w:lang w:eastAsia="en-IN"/>
           <w14:ligatures w14:val="none"/>
         </w:rPr>
-        <w:t xml:space="preserve">Q9. </w:t>
-      </w:r>
-      <w:r>
-        <w:rPr>
-          <w:rFonts w:ascii="Times New Roman" w:eastAsia="Times New Roman" w:hAnsi="Times New Roman" w:cs="Times New Roman"/>
-          <w:b/>
-          <w:bCs/>
-          <w:kern w:val="0"/>
-          <w:sz w:val="24"/>
-          <w:szCs w:val="24"/>
-          <w:lang w:eastAsia="en-IN"/>
-          <w14:ligatures w14:val="none"/>
-        </w:rPr>
-        <w:t xml:space="preserve">What </w:t>
+        <w:t xml:space="preserve">Q9. What </w:t>
       </w:r>
       <w:proofErr w:type="gramStart"/>
       <w:r>
@@ -4602,20 +4691,7 @@
           <w:lang w:eastAsia="en-IN"/>
           <w14:ligatures w14:val="none"/>
         </w:rPr>
-        <w:t xml:space="preserve">Q10. </w:t>
-      </w:r>
-      <w:r>
-        <w:rPr>
-          <w:rFonts w:ascii="Times New Roman" w:eastAsia="Times New Roman" w:hAnsi="Times New Roman" w:cs="Times New Roman"/>
-          <w:b/>
-          <w:bCs/>
-          <w:kern w:val="0"/>
-          <w:sz w:val="24"/>
-          <w:szCs w:val="24"/>
-          <w:lang w:eastAsia="en-IN"/>
-          <w14:ligatures w14:val="none"/>
-        </w:rPr>
-        <w:t>What is Cluster module in Node.js?</w:t>
+        <w:t>Q10. What is Cluster module in Node.js?</w:t>
       </w:r>
     </w:p>
     <w:p>
@@ -4950,20 +5026,7 @@
           <w:lang w:eastAsia="en-IN"/>
           <w14:ligatures w14:val="none"/>
         </w:rPr>
-        <w:t xml:space="preserve">Q11. </w:t>
-      </w:r>
-      <w:r>
-        <w:rPr>
-          <w:rFonts w:ascii="Times New Roman" w:eastAsia="Times New Roman" w:hAnsi="Times New Roman" w:cs="Times New Roman"/>
-          <w:b/>
-          <w:bCs/>
-          <w:kern w:val="0"/>
-          <w:sz w:val="24"/>
-          <w:szCs w:val="24"/>
-          <w:lang w:eastAsia="en-IN"/>
-          <w14:ligatures w14:val="none"/>
-        </w:rPr>
-        <w:t>What is Buffer in Node.js?</w:t>
+        <w:t>Q11. What is Buffer in Node.js?</w:t>
       </w:r>
     </w:p>
     <w:p>
@@ -5189,14 +5252,7 @@
           <w:b/>
           <w:bCs/>
         </w:rPr>
-        <w:t xml:space="preserve">Q12. </w:t>
-      </w:r>
-      <w:r>
-        <w:rPr>
-          <w:b/>
-          <w:bCs/>
-        </w:rPr>
-        <w:t>What is PM2 in Node.js?</w:t>
+        <w:t>Q12. What is PM2 in Node.js?</w:t>
       </w:r>
     </w:p>
     <w:p>
@@ -5361,14 +5417,7 @@
           <w:b/>
           <w:bCs/>
         </w:rPr>
-        <w:t xml:space="preserve">Q13. </w:t>
-      </w:r>
-      <w:r>
-        <w:rPr>
-          <w:b/>
-          <w:bCs/>
-        </w:rPr>
-        <w:t>What is Rate Limiting?</w:t>
+        <w:t>Q13. What is Rate Limiting?</w:t>
       </w:r>
     </w:p>
     <w:p>
@@ -5540,14 +5589,7 @@
           <w:b/>
           <w:bCs/>
         </w:rPr>
-        <w:t xml:space="preserve">Q13. </w:t>
-      </w:r>
-      <w:r>
-        <w:rPr>
-          <w:b/>
-          <w:bCs/>
-        </w:rPr>
-        <w:t>What is Socket.IO?</w:t>
+        <w:t>Q13. What is Socket.IO?</w:t>
       </w:r>
     </w:p>
     <w:p>
@@ -5661,6 +5703,253 @@
           <w:bCs/>
         </w:rPr>
       </w:pPr>
+    </w:p>
+    <w:p>
+      <w:pPr>
+        <w:rPr>
+          <w:b/>
+          <w:bCs/>
+        </w:rPr>
+      </w:pPr>
+      <w:r>
+        <w:rPr>
+          <w:b/>
+          <w:bCs/>
+        </w:rPr>
+        <w:t xml:space="preserve">Q14. What is </w:t>
+      </w:r>
+      <w:proofErr w:type="spellStart"/>
+      <w:r>
+        <w:rPr>
+          <w:b/>
+          <w:bCs/>
+        </w:rPr>
+        <w:t>Claudinary</w:t>
+      </w:r>
+      <w:proofErr w:type="spellEnd"/>
+      <w:r>
+        <w:rPr>
+          <w:b/>
+          <w:bCs/>
+        </w:rPr>
+        <w:t xml:space="preserve"> and why use </w:t>
+      </w:r>
+      <w:proofErr w:type="gramStart"/>
+      <w:r>
+        <w:rPr>
+          <w:b/>
+          <w:bCs/>
+        </w:rPr>
+        <w:t>it ?</w:t>
+      </w:r>
+      <w:proofErr w:type="gramEnd"/>
+    </w:p>
+    <w:p>
+      <w:pPr>
+        <w:rPr>
+          <w:b/>
+          <w:bCs/>
+        </w:rPr>
+      </w:pPr>
+      <w:proofErr w:type="gramStart"/>
+      <w:r>
+        <w:rPr>
+          <w:b/>
+          <w:bCs/>
+        </w:rPr>
+        <w:t>Ans:-</w:t>
+      </w:r>
+      <w:proofErr w:type="gramEnd"/>
+      <w:r>
+        <w:rPr>
+          <w:b/>
+          <w:bCs/>
+        </w:rPr>
+        <w:t xml:space="preserve"> </w:t>
+      </w:r>
+    </w:p>
+    <w:p>
+      <w:proofErr w:type="spellStart"/>
+      <w:r>
+        <w:t>Cloudinary</w:t>
+      </w:r>
+      <w:proofErr w:type="spellEnd"/>
+      <w:r>
+        <w:t xml:space="preserve"> ek service </w:t>
+      </w:r>
+      <w:proofErr w:type="spellStart"/>
+      <w:r>
+        <w:t>hai</w:t>
+      </w:r>
+      <w:proofErr w:type="spellEnd"/>
+      <w:r>
+        <w:t xml:space="preserve"> </w:t>
+      </w:r>
+      <w:proofErr w:type="spellStart"/>
+      <w:r>
+        <w:t>jisse</w:t>
+      </w:r>
+      <w:proofErr w:type="spellEnd"/>
+      <w:r>
+        <w:t xml:space="preserve"> </w:t>
+      </w:r>
+      <w:r>
+        <w:t>h</w:t>
+      </w:r>
+      <w:r>
+        <w:t xml:space="preserve">um </w:t>
+      </w:r>
+      <w:r>
+        <w:rPr>
+          <w:b/>
+          <w:bCs/>
+        </w:rPr>
+        <w:t xml:space="preserve">images/videos ko server ki </w:t>
+      </w:r>
+      <w:proofErr w:type="spellStart"/>
+      <w:r>
+        <w:rPr>
+          <w:b/>
+          <w:bCs/>
+        </w:rPr>
+        <w:t>jagah</w:t>
+      </w:r>
+      <w:proofErr w:type="spellEnd"/>
+      <w:r>
+        <w:rPr>
+          <w:b/>
+          <w:bCs/>
+        </w:rPr>
+        <w:t xml:space="preserve"> cloud me upload</w:t>
+      </w:r>
+      <w:r>
+        <w:t xml:space="preserve"> </w:t>
+      </w:r>
+      <w:proofErr w:type="spellStart"/>
+      <w:r>
+        <w:t>kar</w:t>
+      </w:r>
+      <w:proofErr w:type="spellEnd"/>
+      <w:r>
+        <w:t xml:space="preserve"> </w:t>
+      </w:r>
+      <w:proofErr w:type="spellStart"/>
+      <w:r>
+        <w:t>sakte</w:t>
+      </w:r>
+      <w:proofErr w:type="spellEnd"/>
+      <w:r>
+        <w:t xml:space="preserve"> ho.</w:t>
+      </w:r>
+      <w:r>
+        <w:br/>
+        <w:t xml:space="preserve">Iske </w:t>
+      </w:r>
+      <w:proofErr w:type="spellStart"/>
+      <w:r>
+        <w:t>baad</w:t>
+      </w:r>
+      <w:proofErr w:type="spellEnd"/>
+      <w:r>
+        <w:t xml:space="preserve"> </w:t>
+      </w:r>
+      <w:r>
+        <w:t>h</w:t>
+      </w:r>
+      <w:r>
+        <w:t>um un media files ko:</w:t>
+      </w:r>
+    </w:p>
+    <w:p>
+      <w:pPr>
+        <w:numPr>
+          <w:ilvl w:val="0"/>
+          <w:numId w:val="11"/>
+        </w:numPr>
+      </w:pPr>
+      <w:r>
+        <w:t>resize</w:t>
+      </w:r>
+    </w:p>
+    <w:p>
+      <w:pPr>
+        <w:numPr>
+          <w:ilvl w:val="0"/>
+          <w:numId w:val="11"/>
+        </w:numPr>
+      </w:pPr>
+      <w:r>
+        <w:t>compress</w:t>
+      </w:r>
+    </w:p>
+    <w:p>
+      <w:pPr>
+        <w:numPr>
+          <w:ilvl w:val="0"/>
+          <w:numId w:val="11"/>
+        </w:numPr>
+      </w:pPr>
+      <w:r>
+        <w:t>crop</w:t>
+      </w:r>
+    </w:p>
+    <w:p>
+      <w:pPr>
+        <w:numPr>
+          <w:ilvl w:val="0"/>
+          <w:numId w:val="11"/>
+        </w:numPr>
+      </w:pPr>
+      <w:r>
+        <w:t>optimize</w:t>
+      </w:r>
+    </w:p>
+    <w:p>
+      <w:pPr>
+        <w:numPr>
+          <w:ilvl w:val="0"/>
+          <w:numId w:val="11"/>
+        </w:numPr>
+      </w:pPr>
+      <w:r>
+        <w:t>transform</w:t>
+      </w:r>
+    </w:p>
+    <w:p>
+      <w:proofErr w:type="spellStart"/>
+      <w:r>
+        <w:t>kar</w:t>
+      </w:r>
+      <w:proofErr w:type="spellEnd"/>
+      <w:r>
+        <w:t xml:space="preserve"> </w:t>
+      </w:r>
+      <w:proofErr w:type="spellStart"/>
+      <w:r>
+        <w:t>sakte</w:t>
+      </w:r>
+      <w:proofErr w:type="spellEnd"/>
+      <w:r>
+        <w:t xml:space="preserve"> </w:t>
+      </w:r>
+      <w:proofErr w:type="spellStart"/>
+      <w:r>
+        <w:t>ho</w:t>
+      </w:r>
+      <w:proofErr w:type="spellEnd"/>
+      <w:r>
+        <w:t xml:space="preserve"> </w:t>
+      </w:r>
+      <w:r>
+        <w:rPr>
+          <w:b/>
+          <w:bCs/>
+        </w:rPr>
+        <w:t>without writing heavy backend code</w:t>
+      </w:r>
+      <w:r>
+        <w:t>.</w:t>
+      </w:r>
     </w:p>
     <w:p/>
     <w:sectPr>
@@ -6945,6 +7234,155 @@
     </w:lvl>
   </w:abstractNum>
   <w:abstractNum w:abstractNumId="9" w15:restartNumberingAfterBreak="0">
+    <w:nsid w:val="71EC2992"/>
+    <w:multiLevelType w:val="multilevel"/>
+    <w:tmpl w:val="E6C6C246"/>
+    <w:lvl w:ilvl="0">
+      <w:start w:val="1"/>
+      <w:numFmt w:val="bullet"/>
+      <w:lvlText w:val=""/>
+      <w:lvlJc w:val="left"/>
+      <w:pPr>
+        <w:tabs>
+          <w:tab w:val="num" w:pos="720"/>
+        </w:tabs>
+        <w:ind w:left="720" w:hanging="360"/>
+      </w:pPr>
+      <w:rPr>
+        <w:rFonts w:ascii="Symbol" w:hAnsi="Symbol" w:hint="default"/>
+        <w:sz w:val="20"/>
+      </w:rPr>
+    </w:lvl>
+    <w:lvl w:ilvl="1" w:tentative="1">
+      <w:start w:val="1"/>
+      <w:numFmt w:val="bullet"/>
+      <w:lvlText w:val="o"/>
+      <w:lvlJc w:val="left"/>
+      <w:pPr>
+        <w:tabs>
+          <w:tab w:val="num" w:pos="1440"/>
+        </w:tabs>
+        <w:ind w:left="1440" w:hanging="360"/>
+      </w:pPr>
+      <w:rPr>
+        <w:rFonts w:ascii="Courier New" w:hAnsi="Courier New" w:hint="default"/>
+        <w:sz w:val="20"/>
+      </w:rPr>
+    </w:lvl>
+    <w:lvl w:ilvl="2" w:tentative="1">
+      <w:start w:val="1"/>
+      <w:numFmt w:val="bullet"/>
+      <w:lvlText w:val=""/>
+      <w:lvlJc w:val="left"/>
+      <w:pPr>
+        <w:tabs>
+          <w:tab w:val="num" w:pos="2160"/>
+        </w:tabs>
+        <w:ind w:left="2160" w:hanging="360"/>
+      </w:pPr>
+      <w:rPr>
+        <w:rFonts w:ascii="Wingdings" w:hAnsi="Wingdings" w:hint="default"/>
+        <w:sz w:val="20"/>
+      </w:rPr>
+    </w:lvl>
+    <w:lvl w:ilvl="3" w:tentative="1">
+      <w:start w:val="1"/>
+      <w:numFmt w:val="bullet"/>
+      <w:lvlText w:val=""/>
+      <w:lvlJc w:val="left"/>
+      <w:pPr>
+        <w:tabs>
+          <w:tab w:val="num" w:pos="2880"/>
+        </w:tabs>
+        <w:ind w:left="2880" w:hanging="360"/>
+      </w:pPr>
+      <w:rPr>
+        <w:rFonts w:ascii="Wingdings" w:hAnsi="Wingdings" w:hint="default"/>
+        <w:sz w:val="20"/>
+      </w:rPr>
+    </w:lvl>
+    <w:lvl w:ilvl="4" w:tentative="1">
+      <w:start w:val="1"/>
+      <w:numFmt w:val="bullet"/>
+      <w:lvlText w:val=""/>
+      <w:lvlJc w:val="left"/>
+      <w:pPr>
+        <w:tabs>
+          <w:tab w:val="num" w:pos="3600"/>
+        </w:tabs>
+        <w:ind w:left="3600" w:hanging="360"/>
+      </w:pPr>
+      <w:rPr>
+        <w:rFonts w:ascii="Wingdings" w:hAnsi="Wingdings" w:hint="default"/>
+        <w:sz w:val="20"/>
+      </w:rPr>
+    </w:lvl>
+    <w:lvl w:ilvl="5" w:tentative="1">
+      <w:start w:val="1"/>
+      <w:numFmt w:val="bullet"/>
+      <w:lvlText w:val=""/>
+      <w:lvlJc w:val="left"/>
+      <w:pPr>
+        <w:tabs>
+          <w:tab w:val="num" w:pos="4320"/>
+        </w:tabs>
+        <w:ind w:left="4320" w:hanging="360"/>
+      </w:pPr>
+      <w:rPr>
+        <w:rFonts w:ascii="Wingdings" w:hAnsi="Wingdings" w:hint="default"/>
+        <w:sz w:val="20"/>
+      </w:rPr>
+    </w:lvl>
+    <w:lvl w:ilvl="6" w:tentative="1">
+      <w:start w:val="1"/>
+      <w:numFmt w:val="bullet"/>
+      <w:lvlText w:val=""/>
+      <w:lvlJc w:val="left"/>
+      <w:pPr>
+        <w:tabs>
+          <w:tab w:val="num" w:pos="5040"/>
+        </w:tabs>
+        <w:ind w:left="5040" w:hanging="360"/>
+      </w:pPr>
+      <w:rPr>
+        <w:rFonts w:ascii="Wingdings" w:hAnsi="Wingdings" w:hint="default"/>
+        <w:sz w:val="20"/>
+      </w:rPr>
+    </w:lvl>
+    <w:lvl w:ilvl="7" w:tentative="1">
+      <w:start w:val="1"/>
+      <w:numFmt w:val="bullet"/>
+      <w:lvlText w:val=""/>
+      <w:lvlJc w:val="left"/>
+      <w:pPr>
+        <w:tabs>
+          <w:tab w:val="num" w:pos="5760"/>
+        </w:tabs>
+        <w:ind w:left="5760" w:hanging="360"/>
+      </w:pPr>
+      <w:rPr>
+        <w:rFonts w:ascii="Wingdings" w:hAnsi="Wingdings" w:hint="default"/>
+        <w:sz w:val="20"/>
+      </w:rPr>
+    </w:lvl>
+    <w:lvl w:ilvl="8" w:tentative="1">
+      <w:start w:val="1"/>
+      <w:numFmt w:val="bullet"/>
+      <w:lvlText w:val=""/>
+      <w:lvlJc w:val="left"/>
+      <w:pPr>
+        <w:tabs>
+          <w:tab w:val="num" w:pos="6480"/>
+        </w:tabs>
+        <w:ind w:left="6480" w:hanging="360"/>
+      </w:pPr>
+      <w:rPr>
+        <w:rFonts w:ascii="Wingdings" w:hAnsi="Wingdings" w:hint="default"/>
+        <w:sz w:val="20"/>
+      </w:rPr>
+    </w:lvl>
+  </w:abstractNum>
+  <w:abstractNum w:abstractNumId="10" w15:restartNumberingAfterBreak="0">
     <w:nsid w:val="74F22665"/>
     <w:multiLevelType w:val="hybridMultilevel"/>
     <w:tmpl w:val="603A0FFE"/>
@@ -7061,7 +7499,7 @@
     <w:abstractNumId w:val="8"/>
   </w:num>
   <w:num w:numId="2" w16cid:durableId="260916641">
-    <w:abstractNumId w:val="9"/>
+    <w:abstractNumId w:val="10"/>
   </w:num>
   <w:num w:numId="3" w16cid:durableId="660503982">
     <w:abstractNumId w:val="6"/>
@@ -7086,6 +7524,9 @@
   </w:num>
   <w:num w:numId="10" w16cid:durableId="396588638">
     <w:abstractNumId w:val="7"/>
+  </w:num>
+  <w:num w:numId="11" w16cid:durableId="1154637536">
+    <w:abstractNumId w:val="9"/>
   </w:num>
 </w:numbering>
 </file>

--- a/nodejs/interview Questions/Advance Node.docx
+++ b/nodejs/interview Questions/Advance Node.docx
@@ -12,6 +12,26 @@
           <w:lang w:val="en-US"/>
         </w:rPr>
       </w:pPr>
+      <w:r>
+        <w:rPr>
+          <w:b/>
+          <w:bCs/>
+          <w:sz w:val="32"/>
+          <w:szCs w:val="32"/>
+          <w:lang w:val="en-US"/>
+        </w:rPr>
+        <w:t xml:space="preserve">   </w:t>
+      </w:r>
+      <w:r>
+        <w:rPr>
+          <w:b/>
+          <w:bCs/>
+          <w:sz w:val="32"/>
+          <w:szCs w:val="32"/>
+          <w:lang w:val="en-US"/>
+        </w:rPr>
+        <w:t xml:space="preserve"> </w:t>
+      </w:r>
       <w:r>
         <w:rPr>
           <w:b/>
@@ -1553,7 +1573,20 @@
           <w:lang w:eastAsia="en-IN"/>
           <w14:ligatures w14:val="none"/>
         </w:rPr>
-        <w:t>? (Hinglish)</w:t>
+        <w:t xml:space="preserve">? </w:t>
+      </w:r>
+      <w:r>
+        <w:rPr>
+          <w:rFonts w:ascii="Times New Roman" w:eastAsia="Times New Roman" w:hAnsi="Times New Roman" w:cs="Times New Roman"/>
+          <w:b/>
+          <w:bCs/>
+          <w:kern w:val="36"/>
+          <w:sz w:val="24"/>
+          <w:szCs w:val="24"/>
+          <w:lang w:eastAsia="en-IN"/>
+          <w14:ligatures w14:val="none"/>
+        </w:rPr>
+        <w:t xml:space="preserve">  </w:t>
       </w:r>
     </w:p>
     <w:p>
@@ -8134,6 +8167,7 @@
   <w:style w:type="character" w:default="1" w:styleId="DefaultParagraphFont">
     <w:name w:val="Default Paragraph Font"/>
     <w:uiPriority w:val="1"/>
+    <w:semiHidden/>
     <w:unhideWhenUsed/>
   </w:style>
   <w:style w:type="table" w:default="1" w:styleId="TableNormal">

--- a/nodejs/interview Questions/Advance Node.docx
+++ b/nodejs/interview Questions/Advance Node.docx
@@ -5985,6 +5985,86 @@
       </w:r>
     </w:p>
     <w:p/>
+    <w:p>
+      <w:r>
+        <w:rPr>
+          <w:b/>
+          <w:bCs/>
+        </w:rPr>
+        <w:t xml:space="preserve">Q14. What is </w:t>
+      </w:r>
+      <w:r>
+        <w:rPr>
+          <w:b/>
+          <w:bCs/>
+        </w:rPr>
+        <w:t>Firebase</w:t>
+      </w:r>
+      <w:r>
+        <w:t xml:space="preserve"> </w:t>
+      </w:r>
+      <w:r>
+        <w:rPr>
+          <w:b/>
+          <w:bCs/>
+        </w:rPr>
+        <w:t xml:space="preserve">and why use </w:t>
+      </w:r>
+      <w:proofErr w:type="gramStart"/>
+      <w:r>
+        <w:rPr>
+          <w:b/>
+          <w:bCs/>
+        </w:rPr>
+        <w:t>it ?</w:t>
+      </w:r>
+      <w:proofErr w:type="gramEnd"/>
+    </w:p>
+    <w:p>
+      <w:r>
+        <w:t xml:space="preserve">Firebase ek ready-made backend platform </w:t>
+      </w:r>
+      <w:proofErr w:type="spellStart"/>
+      <w:r>
+        <w:t>hai</w:t>
+      </w:r>
+      <w:proofErr w:type="spellEnd"/>
+      <w:r>
+        <w:t xml:space="preserve"> jo apps aur websites </w:t>
+      </w:r>
+      <w:proofErr w:type="spellStart"/>
+      <w:r>
+        <w:t>ke</w:t>
+      </w:r>
+      <w:proofErr w:type="spellEnd"/>
+      <w:r>
+        <w:t xml:space="preserve"> </w:t>
+      </w:r>
+      <w:proofErr w:type="spellStart"/>
+      <w:r>
+        <w:t>liye</w:t>
+      </w:r>
+      <w:proofErr w:type="spellEnd"/>
+      <w:r>
+        <w:t xml:space="preserve"> authentication, database, hosting, storage aur notifications provide </w:t>
+      </w:r>
+      <w:proofErr w:type="spellStart"/>
+      <w:r>
+        <w:t>karta</w:t>
+      </w:r>
+      <w:proofErr w:type="spellEnd"/>
+      <w:r>
+        <w:t xml:space="preserve"> </w:t>
+      </w:r>
+      <w:proofErr w:type="spellStart"/>
+      <w:r>
+        <w:t>hai</w:t>
+      </w:r>
+      <w:proofErr w:type="spellEnd"/>
+      <w:r>
+        <w:t>.</w:t>
+      </w:r>
+    </w:p>
     <w:sectPr>
       <w:pgSz w:w="11906" w:h="16838"/>
       <w:pgMar w:top="1440" w:right="1440" w:bottom="1440" w:left="1440" w:header="708" w:footer="708" w:gutter="0"/>
@@ -8167,7 +8247,6 @@
   <w:style w:type="character" w:default="1" w:styleId="DefaultParagraphFont">
     <w:name w:val="Default Paragraph Font"/>
     <w:uiPriority w:val="1"/>
-    <w:semiHidden/>
     <w:unhideWhenUsed/>
   </w:style>
   <w:style w:type="table" w:default="1" w:styleId="TableNormal">
